--- a/templates/Zapovedna_Template1.docx
+++ b/templates/Zapovedna_Template1.docx
@@ -118,7 +118,7 @@
           <w:b w:val="0"/>
           <w:sz w:val="24"/>
         </w:rPr>
-        <w:t>Възложител: {{Възложител_Фирма}}, ЕИК {{Възложител_ЕИК}},</w:t>
+        <w:t>Възложител: {{Възложател_Блок}}</w:t>
       </w:r>
     </w:p>
     <w:p>
@@ -131,7 +131,6 @@
           <w:b w:val="0"/>
           <w:sz w:val="24"/>
         </w:rPr>
-        <w:t>{{Възложител_Адрес}}, представлявано от {{Възложител_Представител}}</w:t>
       </w:r>
     </w:p>
     <w:p>

--- a/templates/Zapovedna_Template1.docx
+++ b/templates/Zapovedna_Template1.docx
@@ -155,7 +155,7 @@
           <w:b w:val="0"/>
           <w:sz w:val="24"/>
         </w:rPr>
-        <w:t>Строителен надзор: {{Консултант_Фирма}}, ЕИК {{Консултант_ЕИК}},</w:t>
+        <w:t>Консултант (строителен надзор): {{Консултант_Фирма}}, ЕИК {{Консултант_ЕИК}},</w:t>
       </w:r>
     </w:p>
     <w:p>

--- a/templates/Zapovedna_Template1.docx
+++ b/templates/Zapovedna_Template1.docx
@@ -4,14 +4,11 @@
   <w:body>
     <w:p>
       <w:pPr>
-        <w:spacing w:after="120" w:before="0"/>
-        <w:jc w:val="center"/>
+        <w:pStyle w:val="DocumentTitle"/>
       </w:pPr>
       <w:r>
         <w:rPr>
-          <w:rFonts w:ascii="Times New Roman" w:hAnsi="Times New Roman"/>
           <w:b/>
-          <w:sz w:val="32"/>
         </w:rPr>
         <w:t>ЗАПОВЕДНА КНИГА</w:t>
       </w:r>
@@ -22,76 +19,180 @@
       </w:pPr>
       <w:r>
         <w:rPr>
-          <w:rFonts w:ascii="Times New Roman" w:hAnsi="Times New Roman"/>
           <w:b w:val="0"/>
-          <w:sz w:val="24"/>
         </w:rPr>
       </w:r>
     </w:p>
+    <w:tbl>
+      <w:tblPr>
+        <w:tblW w:w="0" w:type="auto"/>
+        <w:jc w:val="center"/>
+        <w:tblLayout w:type="fixed"/>
+        <w:tblLook w:val="04A0" w:firstRow="1" w:lastRow="0" w:firstColumn="1" w:lastColumn="0" w:noHBand="0" w:noVBand="1"/>
+      </w:tblPr>
+      <w:tblGrid>
+        <w:gridCol w:w="2438"/>
+        <w:gridCol w:w="7427"/>
+      </w:tblGrid>
+      <w:tr>
+        <w:trPr>
+          <w:cantSplit/>
+          <w:jc w:val="center"/>
+        </w:trPr>
+        <w:tc>
+          <w:tcPr>
+            <w:tcW w:w="2438" w:type="dxa"/>
+            <w:tcBorders>
+              <w:top w:val="nil"/>
+              <w:left w:val="nil"/>
+              <w:bottom w:val="nil"/>
+              <w:right w:val="nil"/>
+            </w:tcBorders>
+            <w:tcMar>
+              <w:top w:w="35" w:type="dxa"/>
+              <w:left w:w="40" w:type="dxa"/>
+              <w:bottom w:w="35" w:type="dxa"/>
+              <w:right w:w="60" w:type="dxa"/>
+            </w:tcMar>
+          </w:tcPr>
+          <w:p>
+            <w:pPr>
+              <w:pStyle w:val="FieldLabel"/>
+              <w:keepLines/>
+            </w:pPr>
+            <w:proofErr w:type="spellStart"/>
+            <w:r>
+              <w:t>Строеж:</w:t>
+            </w:r>
+            <w:proofErr w:type="spellEnd"/>
+            <w:r/>
+          </w:p>
+        </w:tc>
+        <w:tc>
+          <w:tcPr>
+            <w:tcW w:w="7427" w:type="dxa"/>
+            <w:tcBorders>
+              <w:top w:val="nil"/>
+              <w:left w:val="nil"/>
+              <w:bottom w:val="nil"/>
+              <w:right w:val="nil"/>
+            </w:tcBorders>
+            <w:tcMar>
+              <w:top w:w="35" w:type="dxa"/>
+              <w:left w:w="40" w:type="dxa"/>
+              <w:bottom w:w="35" w:type="dxa"/>
+              <w:right w:w="60" w:type="dxa"/>
+            </w:tcMar>
+          </w:tcPr>
+          <w:p>
+            <w:pPr>
+              <w:pStyle w:val="FieldValue"/>
+              <w:keepLines/>
+              <w:pBdr>
+                <w:bottom w:val="single" w:sz="5" w:space="1" w:color="BCBCBC"/>
+              </w:pBdr>
+            </w:pPr>
+            <w:r>
+              <w:rPr/>
+              <w:t>{{Строеж}}</w:t>
+            </w:r>
+          </w:p>
+        </w:tc>
+      </w:tr>
+      <w:tr>
+        <w:trPr>
+          <w:cantSplit/>
+          <w:jc w:val="center"/>
+        </w:trPr>
+        <w:tc>
+          <w:tcPr>
+            <w:tcW w:w="2438" w:type="dxa"/>
+            <w:tcBorders>
+              <w:top w:val="nil"/>
+              <w:left w:val="nil"/>
+              <w:bottom w:val="nil"/>
+              <w:right w:val="nil"/>
+            </w:tcBorders>
+            <w:tcMar>
+              <w:top w:w="35" w:type="dxa"/>
+              <w:left w:w="40" w:type="dxa"/>
+              <w:bottom w:w="35" w:type="dxa"/>
+              <w:right w:w="60" w:type="dxa"/>
+            </w:tcMar>
+          </w:tcPr>
+          <w:p>
+            <w:pPr>
+              <w:pStyle w:val="FieldLabel"/>
+              <w:keepLines/>
+            </w:pPr>
+            <w:proofErr w:type="spellStart"/>
+            <w:r>
+              <w:t>Местонахождение:</w:t>
+            </w:r>
+            <w:proofErr w:type="spellEnd"/>
+            <w:r/>
+          </w:p>
+        </w:tc>
+        <w:tc>
+          <w:tcPr>
+            <w:tcW w:w="7427" w:type="dxa"/>
+            <w:tcBorders>
+              <w:top w:val="nil"/>
+              <w:left w:val="nil"/>
+              <w:bottom w:val="nil"/>
+              <w:right w:val="nil"/>
+            </w:tcBorders>
+            <w:tcMar>
+              <w:top w:w="35" w:type="dxa"/>
+              <w:left w:w="40" w:type="dxa"/>
+              <w:bottom w:w="35" w:type="dxa"/>
+              <w:right w:w="60" w:type="dxa"/>
+            </w:tcMar>
+          </w:tcPr>
+          <w:p>
+            <w:pPr>
+              <w:pStyle w:val="FieldValue"/>
+              <w:keepLines/>
+              <w:pBdr>
+                <w:bottom w:val="single" w:sz="5" w:space="1" w:color="BCBCBC"/>
+              </w:pBdr>
+            </w:pPr>
+            <w:r>
+              <w:rPr/>
+              <w:t>{{Адрес}}</w:t>
+            </w:r>
+          </w:p>
+        </w:tc>
+      </w:tr>
+    </w:tbl>
     <w:p>
       <w:pPr>
         <w:spacing w:after="120" w:before="0"/>
       </w:pPr>
       <w:r>
         <w:rPr>
-          <w:rFonts w:ascii="Times New Roman" w:hAnsi="Times New Roman"/>
-          <w:b/>
-          <w:sz w:val="24"/>
-        </w:rPr>
-        <w:t>Строеж:</w:t>
-        <w:tab/>
-        <w:t>{{Строеж}}</w:t>
-      </w:r>
-    </w:p>
-    <w:p>
-      <w:pPr>
-        <w:spacing w:after="120" w:before="0"/>
-      </w:pPr>
-      <w:r>
-        <w:rPr>
-          <w:rFonts w:ascii="Times New Roman" w:hAnsi="Times New Roman"/>
-          <w:b/>
-          <w:sz w:val="24"/>
-        </w:rPr>
-        <w:t>Местонахождение:</w:t>
-        <w:tab/>
-        <w:t>{{Адрес}}</w:t>
-      </w:r>
-    </w:p>
-    <w:p>
-      <w:pPr>
-        <w:spacing w:after="120" w:before="0"/>
-      </w:pPr>
-      <w:r>
-        <w:rPr>
-          <w:rFonts w:ascii="Times New Roman" w:hAnsi="Times New Roman"/>
           <w:b w:val="0"/>
-          <w:sz w:val="24"/>
         </w:rPr>
       </w:r>
     </w:p>
     <w:p>
       <w:pPr>
-        <w:spacing w:after="120" w:before="0"/>
+        <w:pStyle w:val="LegalBody"/>
       </w:pPr>
       <w:r>
         <w:rPr>
-          <w:rFonts w:ascii="Times New Roman" w:hAnsi="Times New Roman"/>
           <w:b w:val="0"/>
-          <w:sz w:val="24"/>
         </w:rPr>
         <w:t>Разрешение за строеж: № {{РС_Номер}} / {{РС_Дата}} г., издадено от {{РС_Издател}},</w:t>
       </w:r>
     </w:p>
     <w:p>
       <w:pPr>
-        <w:spacing w:after="120" w:before="0"/>
+        <w:pStyle w:val="LegalBody"/>
       </w:pPr>
       <w:r>
         <w:rPr>
-          <w:rFonts w:ascii="Times New Roman" w:hAnsi="Times New Roman"/>
           <w:b w:val="0"/>
-          <w:sz w:val="24"/>
         </w:rPr>
         <w:t>заверено, че е влязло в сила на {{РС_ВСила}} г.</w:t>
       </w:r>
@@ -102,21 +203,17 @@
       </w:pPr>
       <w:r>
         <w:rPr>
-          <w:rFonts w:ascii="Times New Roman" w:hAnsi="Times New Roman"/>
           <w:b w:val="0"/>
-          <w:sz w:val="24"/>
         </w:rPr>
       </w:r>
     </w:p>
     <w:p>
       <w:pPr>
-        <w:spacing w:after="120" w:before="0"/>
+        <w:pStyle w:val="LegalBody"/>
       </w:pPr>
       <w:r>
         <w:rPr>
-          <w:rFonts w:ascii="Times New Roman" w:hAnsi="Times New Roman"/>
           <w:b w:val="0"/>
-          <w:sz w:val="24"/>
         </w:rPr>
         <w:t>Възложител: {{Възложател_Блок}}</w:t>
       </w:r>
@@ -127,9 +224,7 @@
       </w:pPr>
       <w:r>
         <w:rPr>
-          <w:rFonts w:ascii="Times New Roman" w:hAnsi="Times New Roman"/>
           <w:b w:val="0"/>
-          <w:sz w:val="24"/>
         </w:rPr>
       </w:r>
     </w:p>
@@ -139,34 +234,28 @@
       </w:pPr>
       <w:r>
         <w:rPr>
-          <w:rFonts w:ascii="Times New Roman" w:hAnsi="Times New Roman"/>
           <w:b w:val="0"/>
-          <w:sz w:val="24"/>
         </w:rPr>
       </w:r>
     </w:p>
     <w:p>
       <w:pPr>
-        <w:spacing w:after="120" w:before="0"/>
+        <w:pStyle w:val="LegalBody"/>
       </w:pPr>
       <w:r>
         <w:rPr>
-          <w:rFonts w:ascii="Times New Roman" w:hAnsi="Times New Roman"/>
           <w:b w:val="0"/>
-          <w:sz w:val="24"/>
         </w:rPr>
         <w:t>Консултант (строителен надзор): {{Консултант_Фирма}}, ЕИК {{Консултант_ЕИК}},</w:t>
       </w:r>
     </w:p>
     <w:p>
       <w:pPr>
-        <w:spacing w:after="120" w:before="0"/>
+        <w:pStyle w:val="LegalBody"/>
       </w:pPr>
       <w:r>
         <w:rPr>
-          <w:rFonts w:ascii="Times New Roman" w:hAnsi="Times New Roman"/>
           <w:b w:val="0"/>
-          <w:sz w:val="24"/>
         </w:rPr>
         <w:t>{{Консултант_Адрес}}, притежаващо удостоверение {{Консултант_Удостоверение}}</w:t>
       </w:r>
@@ -177,34 +266,28 @@
       </w:pPr>
       <w:r>
         <w:rPr>
-          <w:rFonts w:ascii="Times New Roman" w:hAnsi="Times New Roman"/>
           <w:b w:val="0"/>
-          <w:sz w:val="24"/>
         </w:rPr>
       </w:r>
     </w:p>
     <w:p>
       <w:pPr>
-        <w:spacing w:after="120" w:before="0"/>
+        <w:pStyle w:val="LegalBody"/>
       </w:pPr>
       <w:r>
         <w:rPr>
-          <w:rFonts w:ascii="Times New Roman" w:hAnsi="Times New Roman"/>
           <w:b w:val="0"/>
-          <w:sz w:val="24"/>
         </w:rPr>
         <w:t>Списък на специалистите, упражняващи строителен надзор:</w:t>
       </w:r>
     </w:p>
     <w:p>
       <w:pPr>
-        <w:spacing w:after="120" w:before="0"/>
+        <w:pStyle w:val="LegalBody"/>
       </w:pPr>
       <w:r>
         <w:rPr>
-          <w:rFonts w:ascii="Times New Roman" w:hAnsi="Times New Roman"/>
           <w:b w:val="0"/>
-          <w:sz w:val="24"/>
         </w:rPr>
         <w:t>{{consultant_specialists}}</w:t>
       </w:r>
@@ -215,34 +298,28 @@
       </w:pPr>
       <w:r>
         <w:rPr>
-          <w:rFonts w:ascii="Times New Roman" w:hAnsi="Times New Roman"/>
           <w:b w:val="0"/>
-          <w:sz w:val="24"/>
         </w:rPr>
       </w:r>
     </w:p>
     <w:p>
       <w:pPr>
-        <w:spacing w:after="120" w:before="0"/>
+        <w:pStyle w:val="LegalBody"/>
       </w:pPr>
       <w:r>
         <w:rPr>
-          <w:rFonts w:ascii="Times New Roman" w:hAnsi="Times New Roman"/>
           <w:b w:val="0"/>
-          <w:sz w:val="24"/>
         </w:rPr>
         <w:t>Строител: {{Строител_Фирма}}, ЕИК {{Строител_ЕИК}},</w:t>
       </w:r>
     </w:p>
     <w:p>
       <w:pPr>
-        <w:spacing w:after="120" w:before="0"/>
+        <w:pStyle w:val="LegalBody"/>
       </w:pPr>
       <w:r>
         <w:rPr>
-          <w:rFonts w:ascii="Times New Roman" w:hAnsi="Times New Roman"/>
           <w:b w:val="0"/>
-          <w:sz w:val="24"/>
         </w:rPr>
         <w:t>{{Строител_Адрес}}, представлявано от {{Строител_Управител}}</w:t>
       </w:r>
@@ -253,21 +330,17 @@
       </w:pPr>
       <w:r>
         <w:rPr>
-          <w:rFonts w:ascii="Times New Roman" w:hAnsi="Times New Roman"/>
           <w:b w:val="0"/>
-          <w:sz w:val="24"/>
         </w:rPr>
       </w:r>
     </w:p>
     <w:p>
       <w:pPr>
-        <w:spacing w:after="120" w:before="0"/>
+        <w:pStyle w:val="LegalBody"/>
       </w:pPr>
       <w:r>
         <w:rPr>
-          <w:rFonts w:ascii="Times New Roman" w:hAnsi="Times New Roman"/>
           <w:b w:val="0"/>
-          <w:sz w:val="24"/>
         </w:rPr>
         <w:t>Технически ръководител: {{Строител_ТехРък}}</w:t>
       </w:r>
@@ -278,34 +351,28 @@
       </w:pPr>
       <w:r>
         <w:rPr>
-          <w:rFonts w:ascii="Times New Roman" w:hAnsi="Times New Roman"/>
           <w:b w:val="0"/>
-          <w:sz w:val="24"/>
         </w:rPr>
       </w:r>
     </w:p>
     <w:p>
       <w:pPr>
-        <w:spacing w:after="120" w:before="0"/>
+        <w:pStyle w:val="LegalBody"/>
       </w:pPr>
       <w:r>
         <w:rPr>
-          <w:rFonts w:ascii="Times New Roman" w:hAnsi="Times New Roman"/>
           <w:b w:val="0"/>
-          <w:sz w:val="24"/>
         </w:rPr>
         <w:t>Проектанти на строежа:</w:t>
       </w:r>
     </w:p>
     <w:p>
       <w:pPr>
-        <w:spacing w:after="120" w:before="0"/>
+        <w:pStyle w:val="LegalBody"/>
       </w:pPr>
       <w:r>
         <w:rPr>
-          <w:rFonts w:ascii="Times New Roman" w:hAnsi="Times New Roman"/>
           <w:b w:val="0"/>
-          <w:sz w:val="24"/>
         </w:rPr>
         <w:t>{{consultant_specialists}}</w:t>
       </w:r>
@@ -316,9 +383,7 @@
       </w:pPr>
       <w:r>
         <w:rPr>
-          <w:rFonts w:ascii="Times New Roman" w:hAnsi="Times New Roman"/>
           <w:b w:val="0"/>
-          <w:sz w:val="24"/>
         </w:rPr>
       </w:r>
     </w:p>
@@ -328,35 +393,28 @@
       </w:pPr>
       <w:r>
         <w:rPr>
-          <w:rFonts w:ascii="Times New Roman" w:hAnsi="Times New Roman"/>
           <w:b w:val="0"/>
-          <w:sz w:val="24"/>
         </w:rPr>
       </w:r>
     </w:p>
     <w:p>
       <w:pPr>
-        <w:spacing w:after="120" w:before="0"/>
+        <w:pStyle w:val="LegalBody"/>
       </w:pPr>
       <w:r>
         <w:rPr>
-          <w:rFonts w:ascii="Times New Roman" w:hAnsi="Times New Roman"/>
           <w:b w:val="0"/>
-          <w:sz w:val="24"/>
         </w:rPr>
         <w:t>заверявам: ................................................................</w:t>
       </w:r>
     </w:p>
     <w:p>
       <w:pPr>
-        <w:spacing w:after="120" w:before="0"/>
-        <w:jc w:val="center"/>
+        <w:pStyle w:val="LegalBody"/>
       </w:pPr>
       <w:r>
         <w:rPr>
-          <w:rFonts w:ascii="Times New Roman" w:hAnsi="Times New Roman"/>
           <w:b w:val="0"/>
-          <w:sz w:val="24"/>
         </w:rPr>
         <w:t>/ {{Консултант_Управител}} — Управител /</w:t>
       </w:r>
@@ -367,9 +425,7 @@
       </w:pPr>
       <w:r>
         <w:rPr>
-          <w:rFonts w:ascii="Times New Roman" w:hAnsi="Times New Roman"/>
           <w:b w:val="0"/>
-          <w:sz w:val="24"/>
         </w:rPr>
       </w:r>
     </w:p>
@@ -380,28 +436,22 @@
     </w:p>
     <w:p>
       <w:pPr>
-        <w:spacing w:after="120" w:before="0"/>
-        <w:jc w:val="center"/>
+        <w:pStyle w:val="SectionHeading"/>
       </w:pPr>
       <w:r>
         <w:rPr>
-          <w:rFonts w:ascii="Times New Roman" w:hAnsi="Times New Roman"/>
           <w:b/>
-          <w:sz w:val="28"/>
         </w:rPr>
         <w:t>РАЗДЕЛ I</w:t>
       </w:r>
     </w:p>
     <w:p>
       <w:pPr>
-        <w:spacing w:after="120" w:before="0"/>
-        <w:jc w:val="center"/>
+        <w:pStyle w:val="LegalBody"/>
       </w:pPr>
       <w:r>
         <w:rPr>
-          <w:rFonts w:ascii="Times New Roman" w:hAnsi="Times New Roman"/>
           <w:b/>
-          <w:sz w:val="24"/>
         </w:rPr>
         <w:t>Предписания на лицето, упражняващо строителен надзор</w:t>
       </w:r>
@@ -412,10 +462,63 @@
       </w:pPr>
       <w:r>
         <w:rPr>
-          <w:rFonts w:ascii="Times New Roman" w:hAnsi="Times New Roman"/>
           <w:b w:val="0"/>
-          <w:sz w:val="24"/>
         </w:rPr>
+      </w:r>
+    </w:p>
+    <w:p>
+      <w:pPr>
+        <w:pStyle w:val="LegalBody"/>
+      </w:pPr>
+      <w:r>
+        <w:rPr>
+          <w:b w:val="0"/>
+        </w:rPr>
+        <w:t>Предписание № 1:</w:t>
+      </w:r>
+    </w:p>
+    <w:p>
+      <w:pPr>
+        <w:pStyle w:val="LegalBody"/>
+      </w:pPr>
+      <w:r>
+        <w:rPr>
+          <w:b w:val="0"/>
+        </w:rPr>
+        <w:t>Дата: ................................</w:t>
+      </w:r>
+    </w:p>
+    <w:p>
+      <w:pPr>
+        <w:pStyle w:val="LegalBody"/>
+      </w:pPr>
+      <w:r>
+        <w:rPr>
+          <w:b w:val="0"/>
+        </w:rPr>
+        <w:t>Съдържание: .................................................................................................................................................................</w:t>
+      </w:r>
+    </w:p>
+    <w:p>
+      <w:pPr>
+        <w:pStyle w:val="FieldHint"/>
+      </w:pPr>
+      <w:r>
+        <w:rPr>
+          <w:b w:val="0"/>
+        </w:rPr>
+        <w:t>.................................................................................................................................................................</w:t>
+      </w:r>
+    </w:p>
+    <w:p>
+      <w:pPr>
+        <w:pStyle w:val="LegalBody"/>
+      </w:pPr>
+      <w:r>
+        <w:rPr>
+          <w:b w:val="0"/>
+        </w:rPr>
+        <w:t>Изпълнено на: ................................   Подпис: ................................</w:t>
       </w:r>
     </w:p>
     <w:p>
@@ -424,11 +527,63 @@
       </w:pPr>
       <w:r>
         <w:rPr>
-          <w:rFonts w:ascii="Times New Roman" w:hAnsi="Times New Roman"/>
           <w:b w:val="0"/>
-          <w:sz w:val="24"/>
         </w:rPr>
-        <w:t>Предписание № 1:</w:t>
+      </w:r>
+    </w:p>
+    <w:p>
+      <w:pPr>
+        <w:pStyle w:val="LegalBody"/>
+      </w:pPr>
+      <w:r>
+        <w:rPr>
+          <w:b w:val="0"/>
+        </w:rPr>
+        <w:t>Предписание № 2:</w:t>
+      </w:r>
+    </w:p>
+    <w:p>
+      <w:pPr>
+        <w:pStyle w:val="LegalBody"/>
+      </w:pPr>
+      <w:r>
+        <w:rPr>
+          <w:b w:val="0"/>
+        </w:rPr>
+        <w:t>Дата: ................................</w:t>
+      </w:r>
+    </w:p>
+    <w:p>
+      <w:pPr>
+        <w:pStyle w:val="LegalBody"/>
+      </w:pPr>
+      <w:r>
+        <w:rPr>
+          <w:b w:val="0"/>
+        </w:rPr>
+        <w:t>Съдържание: .................................................................................................................................................................</w:t>
+      </w:r>
+    </w:p>
+    <w:p>
+      <w:pPr>
+        <w:pStyle w:val="FieldHint"/>
+      </w:pPr>
+      <w:r>
+        <w:rPr>
+          <w:b w:val="0"/>
+        </w:rPr>
+        <w:t>.................................................................................................................................................................</w:t>
+      </w:r>
+    </w:p>
+    <w:p>
+      <w:pPr>
+        <w:pStyle w:val="LegalBody"/>
+      </w:pPr>
+      <w:r>
+        <w:rPr>
+          <w:b w:val="0"/>
+        </w:rPr>
+        <w:t>Изпълнено на: ................................   Подпис: ................................</w:t>
       </w:r>
     </w:p>
     <w:p>
@@ -437,11 +592,63 @@
       </w:pPr>
       <w:r>
         <w:rPr>
-          <w:rFonts w:ascii="Times New Roman" w:hAnsi="Times New Roman"/>
           <w:b w:val="0"/>
-          <w:sz w:val="24"/>
+        </w:rPr>
+      </w:r>
+    </w:p>
+    <w:p>
+      <w:pPr>
+        <w:pStyle w:val="LegalBody"/>
+      </w:pPr>
+      <w:r>
+        <w:rPr>
+          <w:b w:val="0"/>
+        </w:rPr>
+        <w:t>Предписание № 3:</w:t>
+      </w:r>
+    </w:p>
+    <w:p>
+      <w:pPr>
+        <w:pStyle w:val="LegalBody"/>
+      </w:pPr>
+      <w:r>
+        <w:rPr>
+          <w:b w:val="0"/>
         </w:rPr>
         <w:t>Дата: ................................</w:t>
+      </w:r>
+    </w:p>
+    <w:p>
+      <w:pPr>
+        <w:pStyle w:val="LegalBody"/>
+      </w:pPr>
+      <w:r>
+        <w:rPr>
+          <w:b w:val="0"/>
+        </w:rPr>
+        <w:t>Съдържание: .................................................................................................................................................................</w:t>
+      </w:r>
+    </w:p>
+    <w:p>
+      <w:pPr>
+        <w:pStyle w:val="FieldHint"/>
+      </w:pPr>
+      <w:r>
+        <w:rPr>
+          <w:b w:val="0"/>
+        </w:rPr>
+        <w:t>.................................................................................................................................................................</w:t>
+      </w:r>
+    </w:p>
+    <w:p>
+      <w:pPr>
+        <w:pStyle w:val="LegalBody"/>
+      </w:pPr>
+      <w:r>
+        <w:rPr>
+          <w:b w:val="0"/>
+        </w:rPr>
+        <w:t>Изпълнено на: ................................   Подпис: ................................</w:t>
       </w:r>
     </w:p>
     <w:p>
@@ -450,11 +657,35 @@
       </w:pPr>
       <w:r>
         <w:rPr>
-          <w:rFonts w:ascii="Times New Roman" w:hAnsi="Times New Roman"/>
           <w:b w:val="0"/>
-          <w:sz w:val="24"/>
         </w:rPr>
-        <w:t>Съдържание: .................................................................................................................................................................</w:t>
+      </w:r>
+    </w:p>
+    <w:p>
+      <w:r>
+        <w:br w:type="page"/>
+      </w:r>
+    </w:p>
+    <w:p>
+      <w:pPr>
+        <w:pStyle w:val="SectionHeading"/>
+      </w:pPr>
+      <w:r>
+        <w:rPr>
+          <w:b/>
+        </w:rPr>
+        <w:t>РАЗДЕЛ II</w:t>
+      </w:r>
+    </w:p>
+    <w:p>
+      <w:pPr>
+        <w:pStyle w:val="LegalBody"/>
+      </w:pPr>
+      <w:r>
+        <w:rPr>
+          <w:b/>
+        </w:rPr>
+        <w:t>Заповеди на строителния надзор</w:t>
       </w:r>
     </w:p>
     <w:p>
@@ -463,9 +694,50 @@
       </w:pPr>
       <w:r>
         <w:rPr>
-          <w:rFonts w:ascii="Times New Roman" w:hAnsi="Times New Roman"/>
           <w:b w:val="0"/>
-          <w:sz w:val="24"/>
+        </w:rPr>
+      </w:r>
+    </w:p>
+    <w:p>
+      <w:pPr>
+        <w:pStyle w:val="LegalBody"/>
+      </w:pPr>
+      <w:r>
+        <w:rPr>
+          <w:b w:val="0"/>
+        </w:rPr>
+        <w:t>Заповед № 1:</w:t>
+      </w:r>
+    </w:p>
+    <w:p>
+      <w:pPr>
+        <w:pStyle w:val="LegalBody"/>
+      </w:pPr>
+      <w:r>
+        <w:rPr>
+          <w:b w:val="0"/>
+        </w:rPr>
+        <w:t>Дата: ................................</w:t>
+      </w:r>
+    </w:p>
+    <w:p>
+      <w:pPr>
+        <w:pStyle w:val="LegalBody"/>
+      </w:pPr>
+      <w:r>
+        <w:rPr>
+          <w:b w:val="0"/>
+        </w:rPr>
+        <w:t>Съдържание: .................................................................................................................................................................</w:t>
+      </w:r>
+    </w:p>
+    <w:p>
+      <w:pPr>
+        <w:pStyle w:val="FieldHint"/>
+      </w:pPr>
+      <w:r>
+        <w:rPr>
+          <w:b w:val="0"/>
         </w:rPr>
         <w:t>.................................................................................................................................................................</w:t>
       </w:r>
@@ -476,73 +748,50 @@
       </w:pPr>
       <w:r>
         <w:rPr>
-          <w:rFonts w:ascii="Times New Roman" w:hAnsi="Times New Roman"/>
           <w:b w:val="0"/>
-          <w:sz w:val="24"/>
-        </w:rPr>
-        <w:t>Изпълнено на: ................................   Подпис: ................................</w:t>
-      </w:r>
-    </w:p>
-    <w:p>
-      <w:pPr>
-        <w:spacing w:after="120" w:before="0"/>
-      </w:pPr>
-      <w:r>
-        <w:rPr>
-          <w:rFonts w:ascii="Times New Roman" w:hAnsi="Times New Roman"/>
-          <w:b w:val="0"/>
-          <w:sz w:val="24"/>
         </w:rPr>
       </w:r>
     </w:p>
     <w:p>
       <w:pPr>
-        <w:spacing w:after="120" w:before="0"/>
+        <w:pStyle w:val="LegalBody"/>
       </w:pPr>
       <w:r>
         <w:rPr>
-          <w:rFonts w:ascii="Times New Roman" w:hAnsi="Times New Roman"/>
           <w:b w:val="0"/>
-          <w:sz w:val="24"/>
         </w:rPr>
-        <w:t>Предписание № 2:</w:t>
+        <w:t>Заповед № 2:</w:t>
       </w:r>
     </w:p>
     <w:p>
       <w:pPr>
-        <w:spacing w:after="120" w:before="0"/>
+        <w:pStyle w:val="LegalBody"/>
       </w:pPr>
       <w:r>
         <w:rPr>
-          <w:rFonts w:ascii="Times New Roman" w:hAnsi="Times New Roman"/>
           <w:b w:val="0"/>
-          <w:sz w:val="24"/>
         </w:rPr>
         <w:t>Дата: ................................</w:t>
       </w:r>
     </w:p>
     <w:p>
       <w:pPr>
-        <w:spacing w:after="120" w:before="0"/>
+        <w:pStyle w:val="LegalBody"/>
       </w:pPr>
       <w:r>
         <w:rPr>
-          <w:rFonts w:ascii="Times New Roman" w:hAnsi="Times New Roman"/>
           <w:b w:val="0"/>
-          <w:sz w:val="24"/>
         </w:rPr>
         <w:t>Съдържание: .................................................................................................................................................................</w:t>
       </w:r>
     </w:p>
     <w:p>
       <w:pPr>
-        <w:spacing w:after="120" w:before="0"/>
+        <w:pStyle w:val="FieldHint"/>
       </w:pPr>
       <w:r>
         <w:rPr>
-          <w:rFonts w:ascii="Times New Roman" w:hAnsi="Times New Roman"/>
           <w:b w:val="0"/>
-          <w:sz w:val="24"/>
         </w:rPr>
         <w:t>.................................................................................................................................................................</w:t>
       </w:r>
@@ -553,73 +802,50 @@
       </w:pPr>
       <w:r>
         <w:rPr>
-          <w:rFonts w:ascii="Times New Roman" w:hAnsi="Times New Roman"/>
           <w:b w:val="0"/>
-          <w:sz w:val="24"/>
-        </w:rPr>
-        <w:t>Изпълнено на: ................................   Подпис: ................................</w:t>
-      </w:r>
-    </w:p>
-    <w:p>
-      <w:pPr>
-        <w:spacing w:after="120" w:before="0"/>
-      </w:pPr>
-      <w:r>
-        <w:rPr>
-          <w:rFonts w:ascii="Times New Roman" w:hAnsi="Times New Roman"/>
-          <w:b w:val="0"/>
-          <w:sz w:val="24"/>
         </w:rPr>
       </w:r>
     </w:p>
     <w:p>
       <w:pPr>
-        <w:spacing w:after="120" w:before="0"/>
+        <w:pStyle w:val="LegalBody"/>
       </w:pPr>
       <w:r>
         <w:rPr>
-          <w:rFonts w:ascii="Times New Roman" w:hAnsi="Times New Roman"/>
           <w:b w:val="0"/>
-          <w:sz w:val="24"/>
         </w:rPr>
-        <w:t>Предписание № 3:</w:t>
+        <w:t>Заповед № 3:</w:t>
       </w:r>
     </w:p>
     <w:p>
       <w:pPr>
-        <w:spacing w:after="120" w:before="0"/>
+        <w:pStyle w:val="LegalBody"/>
       </w:pPr>
       <w:r>
         <w:rPr>
-          <w:rFonts w:ascii="Times New Roman" w:hAnsi="Times New Roman"/>
           <w:b w:val="0"/>
-          <w:sz w:val="24"/>
         </w:rPr>
         <w:t>Дата: ................................</w:t>
       </w:r>
     </w:p>
     <w:p>
       <w:pPr>
-        <w:spacing w:after="120" w:before="0"/>
+        <w:pStyle w:val="LegalBody"/>
       </w:pPr>
       <w:r>
         <w:rPr>
-          <w:rFonts w:ascii="Times New Roman" w:hAnsi="Times New Roman"/>
           <w:b w:val="0"/>
-          <w:sz w:val="24"/>
         </w:rPr>
         <w:t>Съдържание: .................................................................................................................................................................</w:t>
       </w:r>
     </w:p>
     <w:p>
       <w:pPr>
-        <w:spacing w:after="120" w:before="0"/>
+        <w:pStyle w:val="FieldHint"/>
       </w:pPr>
       <w:r>
         <w:rPr>
-          <w:rFonts w:ascii="Times New Roman" w:hAnsi="Times New Roman"/>
           <w:b w:val="0"/>
-          <w:sz w:val="24"/>
         </w:rPr>
         <w:t>.................................................................................................................................................................</w:t>
       </w:r>
@@ -630,22 +856,7 @@
       </w:pPr>
       <w:r>
         <w:rPr>
-          <w:rFonts w:ascii="Times New Roman" w:hAnsi="Times New Roman"/>
           <w:b w:val="0"/>
-          <w:sz w:val="24"/>
-        </w:rPr>
-        <w:t>Изпълнено на: ................................   Подпис: ................................</w:t>
-      </w:r>
-    </w:p>
-    <w:p>
-      <w:pPr>
-        <w:spacing w:after="120" w:before="0"/>
-      </w:pPr>
-      <w:r>
-        <w:rPr>
-          <w:rFonts w:ascii="Times New Roman" w:hAnsi="Times New Roman"/>
-          <w:b w:val="0"/>
-          <w:sz w:val="24"/>
         </w:rPr>
       </w:r>
     </w:p>
@@ -656,30 +867,24 @@
     </w:p>
     <w:p>
       <w:pPr>
-        <w:spacing w:after="120" w:before="0"/>
-        <w:jc w:val="center"/>
+        <w:pStyle w:val="SectionHeading"/>
       </w:pPr>
       <w:r>
         <w:rPr>
-          <w:rFonts w:ascii="Times New Roman" w:hAnsi="Times New Roman"/>
           <w:b/>
-          <w:sz w:val="28"/>
         </w:rPr>
-        <w:t>РАЗДЕЛ II</w:t>
+        <w:t>РАЗДЕЛ III</w:t>
       </w:r>
     </w:p>
     <w:p>
       <w:pPr>
-        <w:spacing w:after="120" w:before="0"/>
-        <w:jc w:val="center"/>
+        <w:pStyle w:val="LegalBody"/>
       </w:pPr>
       <w:r>
         <w:rPr>
-          <w:rFonts w:ascii="Times New Roman" w:hAnsi="Times New Roman"/>
           <w:b/>
-          <w:sz w:val="24"/>
         </w:rPr>
-        <w:t>Заповеди на строителния надзор</w:t>
+        <w:t>Промени, настъпили по време на строителството</w:t>
       </w:r>
     </w:p>
     <w:p>
@@ -688,60 +893,39 @@
       </w:pPr>
       <w:r>
         <w:rPr>
-          <w:rFonts w:ascii="Times New Roman" w:hAnsi="Times New Roman"/>
           <w:b w:val="0"/>
-          <w:sz w:val="24"/>
         </w:rPr>
       </w:r>
     </w:p>
     <w:p>
       <w:pPr>
-        <w:spacing w:after="120" w:before="0"/>
+        <w:pStyle w:val="FieldHint"/>
       </w:pPr>
       <w:r>
         <w:rPr>
-          <w:rFonts w:ascii="Times New Roman" w:hAnsi="Times New Roman"/>
           <w:b w:val="0"/>
-          <w:sz w:val="24"/>
         </w:rPr>
-        <w:t>Заповед № 1:</w:t>
+        <w:t>.................................................................................................................................................................</w:t>
       </w:r>
     </w:p>
     <w:p>
       <w:pPr>
-        <w:spacing w:after="120" w:before="0"/>
+        <w:pStyle w:val="FieldHint"/>
       </w:pPr>
       <w:r>
         <w:rPr>
-          <w:rFonts w:ascii="Times New Roman" w:hAnsi="Times New Roman"/>
           <w:b w:val="0"/>
-          <w:sz w:val="24"/>
         </w:rPr>
-        <w:t>Дата: ................................</w:t>
+        <w:t>.................................................................................................................................................................</w:t>
       </w:r>
     </w:p>
     <w:p>
       <w:pPr>
-        <w:spacing w:after="120" w:before="0"/>
+        <w:pStyle w:val="FieldHint"/>
       </w:pPr>
       <w:r>
         <w:rPr>
-          <w:rFonts w:ascii="Times New Roman" w:hAnsi="Times New Roman"/>
           <w:b w:val="0"/>
-          <w:sz w:val="24"/>
-        </w:rPr>
-        <w:t>Съдържание: .................................................................................................................................................................</w:t>
-      </w:r>
-    </w:p>
-    <w:p>
-      <w:pPr>
-        <w:spacing w:after="120" w:before="0"/>
-      </w:pPr>
-      <w:r>
-        <w:rPr>
-          <w:rFonts w:ascii="Times New Roman" w:hAnsi="Times New Roman"/>
-          <w:b w:val="0"/>
-          <w:sz w:val="24"/>
         </w:rPr>
         <w:t>.................................................................................................................................................................</w:t>
       </w:r>
@@ -752,257 +936,51 @@
       </w:pPr>
       <w:r>
         <w:rPr>
-          <w:rFonts w:ascii="Times New Roman" w:hAnsi="Times New Roman"/>
           <w:b w:val="0"/>
-          <w:sz w:val="24"/>
         </w:rPr>
       </w:r>
     </w:p>
     <w:p>
       <w:pPr>
-        <w:spacing w:after="120" w:before="0"/>
+        <w:pStyle w:val="LegalBody"/>
       </w:pPr>
       <w:r>
         <w:rPr>
-          <w:rFonts w:ascii="Times New Roman" w:hAnsi="Times New Roman"/>
           <w:b w:val="0"/>
-          <w:sz w:val="24"/>
-        </w:rPr>
-        <w:t>Заповед № 2:</w:t>
-      </w:r>
-    </w:p>
-    <w:p>
-      <w:pPr>
-        <w:spacing w:after="120" w:before="0"/>
-      </w:pPr>
-      <w:r>
-        <w:rPr>
-          <w:rFonts w:ascii="Times New Roman" w:hAnsi="Times New Roman"/>
-          <w:b w:val="0"/>
-          <w:sz w:val="24"/>
-        </w:rPr>
-        <w:t>Дата: ................................</w:t>
-      </w:r>
-    </w:p>
-    <w:p>
-      <w:pPr>
-        <w:spacing w:after="120" w:before="0"/>
-      </w:pPr>
-      <w:r>
-        <w:rPr>
-          <w:rFonts w:ascii="Times New Roman" w:hAnsi="Times New Roman"/>
-          <w:b w:val="0"/>
-          <w:sz w:val="24"/>
-        </w:rPr>
-        <w:t>Съдържание: .................................................................................................................................................................</w:t>
-      </w:r>
-    </w:p>
-    <w:p>
-      <w:pPr>
-        <w:spacing w:after="120" w:before="0"/>
-      </w:pPr>
-      <w:r>
-        <w:rPr>
-          <w:rFonts w:ascii="Times New Roman" w:hAnsi="Times New Roman"/>
-          <w:b w:val="0"/>
-          <w:sz w:val="24"/>
-        </w:rPr>
-        <w:t>.................................................................................................................................................................</w:t>
-      </w:r>
-    </w:p>
-    <w:p>
-      <w:pPr>
-        <w:spacing w:after="120" w:before="0"/>
-      </w:pPr>
-      <w:r>
-        <w:rPr>
-          <w:rFonts w:ascii="Times New Roman" w:hAnsi="Times New Roman"/>
-          <w:b w:val="0"/>
-          <w:sz w:val="24"/>
-        </w:rPr>
-      </w:r>
-    </w:p>
-    <w:p>
-      <w:pPr>
-        <w:spacing w:after="120" w:before="0"/>
-      </w:pPr>
-      <w:r>
-        <w:rPr>
-          <w:rFonts w:ascii="Times New Roman" w:hAnsi="Times New Roman"/>
-          <w:b w:val="0"/>
-          <w:sz w:val="24"/>
-        </w:rPr>
-        <w:t>Заповед № 3:</w:t>
-      </w:r>
-    </w:p>
-    <w:p>
-      <w:pPr>
-        <w:spacing w:after="120" w:before="0"/>
-      </w:pPr>
-      <w:r>
-        <w:rPr>
-          <w:rFonts w:ascii="Times New Roman" w:hAnsi="Times New Roman"/>
-          <w:b w:val="0"/>
-          <w:sz w:val="24"/>
-        </w:rPr>
-        <w:t>Дата: ................................</w:t>
-      </w:r>
-    </w:p>
-    <w:p>
-      <w:pPr>
-        <w:spacing w:after="120" w:before="0"/>
-      </w:pPr>
-      <w:r>
-        <w:rPr>
-          <w:rFonts w:ascii="Times New Roman" w:hAnsi="Times New Roman"/>
-          <w:b w:val="0"/>
-          <w:sz w:val="24"/>
-        </w:rPr>
-        <w:t>Съдържание: .................................................................................................................................................................</w:t>
-      </w:r>
-    </w:p>
-    <w:p>
-      <w:pPr>
-        <w:spacing w:after="120" w:before="0"/>
-      </w:pPr>
-      <w:r>
-        <w:rPr>
-          <w:rFonts w:ascii="Times New Roman" w:hAnsi="Times New Roman"/>
-          <w:b w:val="0"/>
-          <w:sz w:val="24"/>
-        </w:rPr>
-        <w:t>.................................................................................................................................................................</w:t>
-      </w:r>
-    </w:p>
-    <w:p>
-      <w:pPr>
-        <w:spacing w:after="120" w:before="0"/>
-      </w:pPr>
-      <w:r>
-        <w:rPr>
-          <w:rFonts w:ascii="Times New Roman" w:hAnsi="Times New Roman"/>
-          <w:b w:val="0"/>
-          <w:sz w:val="24"/>
-        </w:rPr>
-      </w:r>
-    </w:p>
-    <w:p>
-      <w:r>
-        <w:br w:type="page"/>
-      </w:r>
-    </w:p>
-    <w:p>
-      <w:pPr>
-        <w:spacing w:after="120" w:before="0"/>
-        <w:jc w:val="center"/>
-      </w:pPr>
-      <w:r>
-        <w:rPr>
-          <w:rFonts w:ascii="Times New Roman" w:hAnsi="Times New Roman"/>
-          <w:b/>
-          <w:sz w:val="28"/>
-        </w:rPr>
-        <w:t>РАЗДЕЛ III</w:t>
-      </w:r>
-    </w:p>
-    <w:p>
-      <w:pPr>
-        <w:spacing w:after="120" w:before="0"/>
-        <w:jc w:val="center"/>
-      </w:pPr>
-      <w:r>
-        <w:rPr>
-          <w:rFonts w:ascii="Times New Roman" w:hAnsi="Times New Roman"/>
-          <w:b/>
-          <w:sz w:val="24"/>
-        </w:rPr>
-        <w:t>Промени, настъпили по време на строителството</w:t>
-      </w:r>
-    </w:p>
-    <w:p>
-      <w:pPr>
-        <w:spacing w:after="120" w:before="0"/>
-      </w:pPr>
-      <w:r>
-        <w:rPr>
-          <w:rFonts w:ascii="Times New Roman" w:hAnsi="Times New Roman"/>
-          <w:b w:val="0"/>
-          <w:sz w:val="24"/>
-        </w:rPr>
-      </w:r>
-    </w:p>
-    <w:p>
-      <w:pPr>
-        <w:spacing w:after="120" w:before="0"/>
-      </w:pPr>
-      <w:r>
-        <w:rPr>
-          <w:rFonts w:ascii="Times New Roman" w:hAnsi="Times New Roman"/>
-          <w:b w:val="0"/>
-          <w:sz w:val="24"/>
-        </w:rPr>
-        <w:t>.................................................................................................................................................................</w:t>
-      </w:r>
-    </w:p>
-    <w:p>
-      <w:pPr>
-        <w:spacing w:after="120" w:before="0"/>
-      </w:pPr>
-      <w:r>
-        <w:rPr>
-          <w:rFonts w:ascii="Times New Roman" w:hAnsi="Times New Roman"/>
-          <w:b w:val="0"/>
-          <w:sz w:val="24"/>
-        </w:rPr>
-        <w:t>.................................................................................................................................................................</w:t>
-      </w:r>
-    </w:p>
-    <w:p>
-      <w:pPr>
-        <w:spacing w:after="120" w:before="0"/>
-      </w:pPr>
-      <w:r>
-        <w:rPr>
-          <w:rFonts w:ascii="Times New Roman" w:hAnsi="Times New Roman"/>
-          <w:b w:val="0"/>
-          <w:sz w:val="24"/>
-        </w:rPr>
-        <w:t>.................................................................................................................................................................</w:t>
-      </w:r>
-    </w:p>
-    <w:p>
-      <w:pPr>
-        <w:spacing w:after="120" w:before="0"/>
-      </w:pPr>
-      <w:r>
-        <w:rPr>
-          <w:rFonts w:ascii="Times New Roman" w:hAnsi="Times New Roman"/>
-          <w:b w:val="0"/>
-          <w:sz w:val="24"/>
-        </w:rPr>
-      </w:r>
-    </w:p>
-    <w:p>
-      <w:pPr>
-        <w:spacing w:after="120" w:before="0"/>
-      </w:pPr>
-      <w:r>
-        <w:rPr>
-          <w:rFonts w:ascii="Times New Roman" w:hAnsi="Times New Roman"/>
-          <w:b w:val="0"/>
-          <w:sz w:val="24"/>
         </w:rPr>
         <w:t>Забележка: Заповедната книга съдържа всички предписания и заповеди, свързани с изпълнението на строежа съгласно издаденото разрешение за строеж. Заповедната книга на строежа се заверява от лицето по чл. 158, ал. 2 ЗУТ в тридневен срок след съставяне на раздел II от протокол обр. 2 (2а), след което строителните и монтажните работи може да започнат.</w:t>
       </w:r>
     </w:p>
     <w:sectPr>
+      <w:headerReference w:type="default" r:id="rId9"/>
+      <w:footerReference w:type="default" r:id="rId10"/>
       <w:pgSz w:w="11906" w:h="16838"/>
-      <w:pgMar w:top="1417" w:right="1134" w:bottom="1417" w:left="1701" w:header="720" w:footer="720" w:gutter="0"/>
+      <w:pgMar w:top="850" w:right="707" w:bottom="850" w:left="1020" w:header="720" w:footer="720" w:gutter="0"/>
       <w:cols w:space="720"/>
       <w:docGrid w:linePitch="360"/>
     </w:sectPr>
   </w:body>
 </w:document>
+</file>
+
+<file path=word/footer1.xml><?xml version="1.0" encoding="utf-8"?>
+<w:ftr xmlns:m="http://schemas.openxmlformats.org/officeDocument/2006/math" xmlns:mc="http://schemas.openxmlformats.org/markup-compatibility/2006" xmlns:mo="http://schemas.microsoft.com/office/mac/office/2008/main" xmlns:mv="urn:schemas-microsoft-com:mac:vml" xmlns:o="urn:schemas-microsoft-com:office:office" xmlns:r="http://schemas.openxmlformats.org/officeDocument/2006/relationships" xmlns:v="urn:schemas-microsoft-com:vml" xmlns:w10="urn:schemas-microsoft-com:office:word" xmlns:w14="http://schemas.microsoft.com/office/word/2010/wordml" xmlns:w="http://schemas.openxmlformats.org/wordprocessingml/2006/main" xmlns:wne="http://schemas.microsoft.com/office/word/2006/wordml" xmlns:wp14="http://schemas.microsoft.com/office/word/2010/wordprocessingDrawing" xmlns:wp="http://schemas.openxmlformats.org/drawingml/2006/wordprocessingDrawing" xmlns:wpc="http://schemas.microsoft.com/office/word/2010/wordprocessingCanvas" xmlns:wpg="http://schemas.microsoft.com/office/word/2010/wordprocessingGroup" xmlns:wpi="http://schemas.microsoft.com/office/word/2010/wordprocessingInk" xmlns:wps="http://schemas.microsoft.com/office/word/2010/wordprocessingShape" mc:Ignorable="w14 wp14">
+  <w:p>
+    <w:pPr>
+      <w:pStyle w:val="Footer"/>
+    </w:pPr>
+  </w:p>
+</w:ftr>
+</file>
+
+<file path=word/header1.xml><?xml version="1.0" encoding="utf-8"?>
+<w:hdr xmlns:m="http://schemas.openxmlformats.org/officeDocument/2006/math" xmlns:mc="http://schemas.openxmlformats.org/markup-compatibility/2006" xmlns:mo="http://schemas.microsoft.com/office/mac/office/2008/main" xmlns:mv="urn:schemas-microsoft-com:mac:vml" xmlns:o="urn:schemas-microsoft-com:office:office" xmlns:r="http://schemas.openxmlformats.org/officeDocument/2006/relationships" xmlns:v="urn:schemas-microsoft-com:vml" xmlns:w10="urn:schemas-microsoft-com:office:word" xmlns:w14="http://schemas.microsoft.com/office/word/2010/wordml" xmlns:w="http://schemas.openxmlformats.org/wordprocessingml/2006/main" xmlns:wne="http://schemas.microsoft.com/office/word/2006/wordml" xmlns:wp14="http://schemas.microsoft.com/office/word/2010/wordprocessingDrawing" xmlns:wp="http://schemas.openxmlformats.org/drawingml/2006/wordprocessingDrawing" xmlns:wpc="http://schemas.microsoft.com/office/word/2010/wordprocessingCanvas" xmlns:wpg="http://schemas.microsoft.com/office/word/2010/wordprocessingGroup" xmlns:wpi="http://schemas.microsoft.com/office/word/2010/wordprocessingInk" xmlns:wps="http://schemas.microsoft.com/office/word/2010/wordprocessingShape" mc:Ignorable="w14 wp14">
+  <w:p>
+    <w:pPr>
+      <w:pStyle w:val="Header"/>
+    </w:pPr>
+  </w:p>
+</w:hdr>
 </file>
 
 <file path=word/numbering.xml><?xml version="1.0" encoding="utf-8"?>
@@ -1364,11 +1342,6 @@
     <w:lsdException w:name="Bibliography" w:uiPriority="37"/>
     <w:lsdException w:name="TOC Heading" w:uiPriority="39" w:qFormat="1"/>
   </w:latentStyles>
-  <w:style w:type="paragraph" w:default="1" w:styleId="Normal">
-    <w:name w:val="Normal"/>
-    <w:qFormat/>
-    <w:rsid w:val="00FC693F"/>
-  </w:style>
   <w:style w:type="paragraph" w:styleId="Header">
     <w:name w:val="header"/>
     <w:basedOn w:val="Normal"/>
@@ -13050,6 +13023,120 @@
         <w:shd w:val="clear" w:color="auto" w:fill="FBCAA2" w:themeFill="accent6" w:themeFillTint="7F"/>
       </w:tcPr>
     </w:tblStylePr>
+  </w:style>
+  <w:style w:type="paragraph" w:default="1" w:styleId="Normal">
+    <w:name w:val="Normal"/>
+    <w:qFormat/>
+    <w:rsid w:val="00FC693F"/>
+    <w:pPr>
+      <w:spacing w:after="60" w:line="300" w:lineRule="auto"/>
+    </w:pPr>
+    <w:rPr>
+      <w:rFonts w:ascii="Georgia" w:hAnsi="Georgia"/>
+      <w:color w:val="1C1C1C"/>
+      <w:sz w:val="20"/>
+    </w:rPr>
+  </w:style>
+  <w:style w:type="paragraph" w:customStyle="1" w:styleId="DocumentMeta">
+    <w:name w:val="Document Meta"/>
+    <w:basedOn w:val="Normal"/>
+    <w:pPr>
+      <w:spacing w:after="40" w:line="240" w:lineRule="auto"/>
+    </w:pPr>
+    <w:rPr>
+      <w:rFonts w:ascii="Arial" w:hAnsi="Arial"/>
+      <w:color w:val="6F6F6F"/>
+      <w:sz w:val="17"/>
+    </w:rPr>
+  </w:style>
+  <w:style w:type="paragraph" w:customStyle="1" w:styleId="DocumentTitle">
+    <w:name w:val="Document Title"/>
+    <w:basedOn w:val="Normal"/>
+    <w:pPr>
+      <w:spacing w:after="80" w:line="240" w:lineRule="auto"/>
+    </w:pPr>
+    <w:rPr>
+      <w:rFonts w:ascii="Arial" w:hAnsi="Arial"/>
+      <w:b/>
+      <w:color w:val="1F3A5F"/>
+      <w:sz w:val="32"/>
+    </w:rPr>
+  </w:style>
+  <w:style w:type="paragraph" w:customStyle="1" w:styleId="DocumentSubtitle">
+    <w:name w:val="Document Subtitle"/>
+    <w:basedOn w:val="Normal"/>
+    <w:pPr>
+      <w:spacing w:after="180" w:line="288" w:lineRule="auto"/>
+    </w:pPr>
+    <w:rPr>
+      <w:rFonts w:ascii="Arial" w:hAnsi="Arial"/>
+      <w:b/>
+      <w:sz w:val="21"/>
+    </w:rPr>
+  </w:style>
+  <w:style w:type="paragraph" w:customStyle="1" w:styleId="LegalBody">
+    <w:name w:val="Legal Body"/>
+    <w:basedOn w:val="Normal"/>
+  </w:style>
+  <w:style w:type="paragraph" w:customStyle="1" w:styleId="FieldHint">
+    <w:name w:val="Field Hint"/>
+    <w:basedOn w:val="Normal"/>
+    <w:pPr>
+      <w:spacing w:after="80" w:line="252" w:lineRule="auto"/>
+    </w:pPr>
+    <w:rPr>
+      <w:rFonts w:ascii="Arial" w:hAnsi="Arial"/>
+      <w:i/>
+      <w:color w:val="6F6F6F"/>
+      <w:sz w:val="16"/>
+    </w:rPr>
+  </w:style>
+  <w:style w:type="paragraph" w:customStyle="1" w:styleId="SectionHeading">
+    <w:name w:val="Section Heading"/>
+    <w:basedOn w:val="Normal"/>
+    <w:pPr>
+      <w:spacing w:after="100" w:line="240" w:lineRule="auto"/>
+    </w:pPr>
+    <w:rPr>
+      <w:rFonts w:ascii="Arial" w:hAnsi="Arial"/>
+      <w:b/>
+      <w:color w:val="1F3A5F"/>
+      <w:sz w:val="21"/>
+    </w:rPr>
+  </w:style>
+  <w:style w:type="paragraph" w:customStyle="1" w:styleId="FieldLabel">
+    <w:name w:val="Field Label"/>
+    <w:basedOn w:val="Normal"/>
+    <w:pPr>
+      <w:spacing w:after="0" w:line="252" w:lineRule="auto"/>
+    </w:pPr>
+    <w:rPr>
+      <w:rFonts w:ascii="Arial" w:hAnsi="Arial"/>
+      <w:b/>
+      <w:sz w:val="18"/>
+    </w:rPr>
+  </w:style>
+  <w:style w:type="paragraph" w:customStyle="1" w:styleId="FieldValue">
+    <w:name w:val="Field Value"/>
+    <w:basedOn w:val="Normal"/>
+    <w:pPr>
+      <w:spacing w:after="0" w:line="276" w:lineRule="auto"/>
+    </w:pPr>
+    <w:rPr>
+      <w:sz w:val="18"/>
+    </w:rPr>
+  </w:style>
+  <w:style w:type="paragraph" w:customStyle="1" w:styleId="SignatureRole">
+    <w:name w:val="Signature Role"/>
+    <w:basedOn w:val="Normal"/>
+    <w:pPr>
+      <w:spacing w:after="0" w:line="252" w:lineRule="auto"/>
+    </w:pPr>
+    <w:rPr>
+      <w:rFonts w:ascii="Arial" w:hAnsi="Arial"/>
+      <w:b/>
+      <w:sz w:val="17"/>
+    </w:rPr>
   </w:style>
 </w:styles>
 </file>

--- a/templates/Zapovedna_Template1.docx
+++ b/templates/Zapovedna_Template1.docx
@@ -512,12 +512,10 @@
     </w:p>
     <w:p>
       <w:pPr>
-        <w:pStyle w:val="LegalBody"/>
+        <w:pStyle w:val="SignatureLine"/>
       </w:pPr>
       <w:r>
-        <w:rPr>
-          <w:b w:val="0"/>
-        </w:rPr>
+        <w:rPr/>
         <w:t>Изпълнено на: ................................   Подпис: ................................</w:t>
       </w:r>
     </w:p>
@@ -577,12 +575,10 @@
     </w:p>
     <w:p>
       <w:pPr>
-        <w:pStyle w:val="LegalBody"/>
+        <w:pStyle w:val="SignatureLine"/>
       </w:pPr>
       <w:r>
-        <w:rPr>
-          <w:b w:val="0"/>
-        </w:rPr>
+        <w:rPr/>
         <w:t>Изпълнено на: ................................   Подпис: ................................</w:t>
       </w:r>
     </w:p>
@@ -642,12 +638,10 @@
     </w:p>
     <w:p>
       <w:pPr>
-        <w:pStyle w:val="LegalBody"/>
+        <w:pStyle w:val="SignatureLine"/>
       </w:pPr>
       <w:r>
-        <w:rPr>
-          <w:b w:val="0"/>
-        </w:rPr>
+        <w:rPr/>
         <w:t>Изпълнено на: ................................   Подпис: ................................</w:t>
       </w:r>
     </w:p>
@@ -13136,6 +13130,22 @@
       <w:rFonts w:ascii="Arial" w:hAnsi="Arial"/>
       <w:b/>
       <w:sz w:val="17"/>
+    </w:rPr>
+  </w:style>
+  <w:style w:type="paragraph" w:customStyle="1" w:styleId="SignatureLine">
+    <w:name w:val="Signature Line"/>
+    <w:basedOn w:val="Normal"/>
+    <w:pPr>
+      <w:spacing w:before="0" w:after="0" w:line="480" w:lineRule="auto"/>
+    </w:pPr>
+    <w:rPr>
+      <w:rFonts w:ascii="Arial" w:hAnsi="Arial" w:eastAsia="Arial" w:cs="Arial"/>
+      <w:b w:val="0"/>
+      <w:bCs w:val="0"/>
+      <w:i w:val="1"/>
+      <w:iCs w:val="1"/>
+      <w:sz w:val="21"/>
+      <w:szCs w:val="21"/>
     </w:rPr>
   </w:style>
 </w:styles>
